--- a/WEEKLY_LOG/Week_03_Meeting_Log.docx
+++ b/WEEKLY_LOG/Week_03_Meeting_Log.docx
@@ -532,7 +532,20 @@
                 <w:sz w:val="20"/>
                 <w:szCs w:val="20"/>
               </w:rPr>
-              <w:t>Prechlt</w:t>
+              <w:t>Prech</w:t>
+            </w:r>
+            <w:r>
+              <w:rPr>
+                <w:rFonts w:ascii="Arial" w:hAnsi="Arial" w:eastAsia="Arial" w:cs="Arial"/>
+                <w:b w:val="0"/>
+                <w:bCs w:val="0"/>
+                <w:i w:val="0"/>
+                <w:iCs w:val="0"/>
+                <w:color w:val="000000" w:themeColor="text1" w:themeTint="FF" w:themeShade="FF"/>
+                <w:sz w:val="20"/>
+                <w:szCs w:val="20"/>
+              </w:rPr>
+              <w:t>tl</w:t>
             </w:r>
             <w:r>
               <w:rPr>
